--- a/02-modulo2-agente-transformacion/templates/anotados/Non Template Resume.docx
+++ b/02-modulo2-agente-transformacion/templates/anotados/Non Template Resume.docx
@@ -120,21 +120,38 @@
     </w:p>
     <w:p>
       <w:pPr>
-        <w:ind w:left="360" w:hanging="360"/>
-        <w:jc w:val="both"/>
-        <w:rPr>
-          <w:rFonts w:ascii="Arial" w:hAnsi="Arial" w:cs="Arial"/>
-          <w:sz w:val="20"/>
-          <w:szCs w:val="20"/>
-        </w:rPr>
+        <w:pStyle w:val="CVControlTag"/>
+        <w:ind w:left="0" w:firstLine="0"/>
       </w:pPr>
       <w:r>
         <w:rPr>
-          <w:rFonts w:ascii="Arial" w:hAnsi="Arial" w:cs="Arial"/>
-          <w:sz w:val="20"/>
-          <w:szCs w:val="20"/>
+          <w:b w:val="0"/>
         </w:rPr>
-        <w:t>{{r education_block }}</w:t>
+        <w:t>{% for item in education_items %}</w:t>
+      </w:r>
+    </w:p>
+    <w:p>
+      <w:pPr>
+        <w:spacing w:after="200"/>
+        <w:ind w:left="360" w:firstLine="0"/>
+      </w:pPr>
+      <w:r>
+        <w:rPr>
+          <w:b w:val="0"/>
+        </w:rPr>
+        <w:t>• {{ item }}</w:t>
+      </w:r>
+    </w:p>
+    <w:p>
+      <w:pPr>
+        <w:pStyle w:val="CVControlTag"/>
+        <w:ind w:left="0" w:firstLine="0"/>
+      </w:pPr>
+      <w:r>
+        <w:rPr>
+          <w:b w:val="0"/>
+        </w:rPr>
+        <w:t>{% endfor %}</w:t>
       </w:r>
     </w:p>
     <w:p>
@@ -256,25 +273,74 @@
     </w:p>
     <w:p>
       <w:pPr>
-        <w:pBdr>
-          <w:top w:val="single" w:sz="4" w:space="1" w:color="auto"/>
-        </w:pBdr>
-        <w:ind w:left="360" w:hanging="360"/>
-        <w:rPr>
-          <w:rFonts w:ascii="Arial" w:hAnsi="Arial" w:cs="Arial"/>
-          <w:b/>
-          <w:bCs/>
-          <w:sz w:val="20"/>
-          <w:szCs w:val="20"/>
-        </w:rPr>
+        <w:pStyle w:val="CVControlTag"/>
+        <w:ind w:left="0" w:firstLine="0"/>
       </w:pPr>
       <w:r>
         <w:rPr>
-          <w:rFonts w:ascii="Arial" w:hAnsi="Arial" w:cs="Arial"/>
-          <w:sz w:val="20"/>
-          <w:szCs w:val="20"/>
+          <w:b w:val="0"/>
         </w:rPr>
-        <w:t>{{r experience_block }}</w:t>
+        <w:t>{% for job in experience_jobs %}</w:t>
+      </w:r>
+    </w:p>
+    <w:p>
+      <w:pPr>
+        <w:spacing w:after="200"/>
+        <w:ind w:left="0" w:firstLine="0"/>
+      </w:pPr>
+      <w:r>
+        <w:rPr>
+          <w:b/>
+        </w:rPr>
+        <w:t>{{ job.header }}</w:t>
+      </w:r>
+    </w:p>
+    <w:p>
+      <w:pPr>
+        <w:pStyle w:val="CVControlTag"/>
+        <w:ind w:left="0" w:firstLine="0"/>
+      </w:pPr>
+      <w:r>
+        <w:rPr>
+          <w:b w:val="0"/>
+        </w:rPr>
+        <w:t>{% for b in job.bullets %}</w:t>
+      </w:r>
+    </w:p>
+    <w:p>
+      <w:pPr>
+        <w:spacing w:after="200"/>
+        <w:ind w:left="360" w:firstLine="0"/>
+      </w:pPr>
+      <w:r>
+        <w:rPr>
+          <w:b w:val="0"/>
+        </w:rPr>
+        <w:t>• {{ b }}</w:t>
+      </w:r>
+    </w:p>
+    <w:p>
+      <w:pPr>
+        <w:pStyle w:val="CVControlTag"/>
+        <w:ind w:left="0" w:firstLine="0"/>
+      </w:pPr>
+      <w:r>
+        <w:rPr>
+          <w:b w:val="0"/>
+        </w:rPr>
+        <w:t>{% endfor %}</w:t>
+      </w:r>
+    </w:p>
+    <w:p>
+      <w:pPr>
+        <w:pStyle w:val="CVControlTag"/>
+        <w:ind w:left="0" w:firstLine="0"/>
+      </w:pPr>
+      <w:r>
+        <w:rPr>
+          <w:b w:val="0"/>
+        </w:rPr>
+        <w:t>{% endfor %}</w:t>
       </w:r>
     </w:p>
     <w:p>
@@ -322,25 +388,41 @@
         <w:t>CERTIFICATIONS</w:t>
       </w:r>
     </w:p>
+    <w:p/>
     <w:p>
       <w:pPr>
-        <w:pBdr>
-          <w:top w:val="single" w:sz="4" w:space="1" w:color="auto"/>
-        </w:pBdr>
-        <w:ind w:left="360" w:hanging="360"/>
-        <w:rPr>
-          <w:rFonts w:ascii="Arial" w:hAnsi="Arial" w:cs="Arial"/>
-          <w:sz w:val="20"/>
-          <w:szCs w:val="20"/>
-        </w:rPr>
+        <w:pStyle w:val="CVControlTag"/>
+        <w:ind w:left="0" w:firstLine="0"/>
       </w:pPr>
       <w:r>
         <w:rPr>
-          <w:rFonts w:ascii="Arial" w:hAnsi="Arial" w:cs="Arial"/>
-          <w:sz w:val="20"/>
-          <w:szCs w:val="20"/>
+          <w:b w:val="0"/>
         </w:rPr>
-        <w:t>{{r certifications_block }}</w:t>
+        <w:t>{% for item in certifications_items %}</w:t>
+      </w:r>
+    </w:p>
+    <w:p>
+      <w:pPr>
+        <w:spacing w:after="200"/>
+        <w:ind w:left="360" w:firstLine="0"/>
+      </w:pPr>
+      <w:r>
+        <w:rPr>
+          <w:b w:val="0"/>
+        </w:rPr>
+        <w:t>• {{ item }}</w:t>
+      </w:r>
+    </w:p>
+    <w:p>
+      <w:pPr>
+        <w:pStyle w:val="CVControlTag"/>
+        <w:ind w:left="0" w:firstLine="0"/>
+      </w:pPr>
+      <w:r>
+        <w:rPr>
+          <w:b w:val="0"/>
+        </w:rPr>
+        <w:t>{% endfor %}</w:t>
       </w:r>
     </w:p>
     <w:p>
@@ -395,23 +477,41 @@
         <w:t>SKILLS</w:t>
       </w:r>
     </w:p>
+    <w:p/>
     <w:p>
       <w:pPr>
-        <w:ind w:left="360" w:hanging="360"/>
-        <w:jc w:val="both"/>
-        <w:rPr>
-          <w:rFonts w:ascii="Arial" w:hAnsi="Arial" w:cs="Arial"/>
-          <w:sz w:val="20"/>
-          <w:szCs w:val="20"/>
-        </w:rPr>
+        <w:pStyle w:val="CVControlTag"/>
+        <w:ind w:left="0" w:firstLine="0"/>
       </w:pPr>
       <w:r>
         <w:rPr>
-          <w:rFonts w:ascii="Arial" w:hAnsi="Arial" w:cs="Arial"/>
-          <w:sz w:val="20"/>
-          <w:szCs w:val="20"/>
+          <w:b w:val="0"/>
         </w:rPr>
-        <w:t>{{r skills_block }}</w:t>
+        <w:t>{% for item in skills_items %}</w:t>
+      </w:r>
+    </w:p>
+    <w:p>
+      <w:pPr>
+        <w:spacing w:after="200"/>
+        <w:ind w:left="360" w:firstLine="0"/>
+      </w:pPr>
+      <w:r>
+        <w:rPr>
+          <w:b w:val="0"/>
+        </w:rPr>
+        <w:t>• {{ item }}</w:t>
+      </w:r>
+    </w:p>
+    <w:p>
+      <w:pPr>
+        <w:pStyle w:val="CVControlTag"/>
+        <w:ind w:left="0" w:firstLine="0"/>
+      </w:pPr>
+      <w:r>
+        <w:rPr>
+          <w:b w:val="0"/>
+        </w:rPr>
+        <w:t>{% endfor %}</w:t>
       </w:r>
     </w:p>
     <w:p>
@@ -5267,6 +5367,9 @@
       <w:szCs w:val="24"/>
     </w:rPr>
   </w:style>
+  <w:style w:type="paragraph" w:customStyle="1" w:styleId="CVControlTag">
+    <w:name w:val="CV Control Tag"/>
+  </w:style>
 </w:styles>
 </file>
 

--- a/02-modulo2-agente-transformacion/templates/anotados/Non Template Resume.docx
+++ b/02-modulo2-agente-transformacion/templates/anotados/Non Template Resume.docx
@@ -47,7 +47,7 @@
           <w:sz w:val="20"/>
           <w:szCs w:val="20"/>
         </w:rPr>
-        <w:t>{% if years_experience %}{{ years_experience }}{% endif %}+ YRS. OF EXP.</w:t>
+        <w:t>{% if years_experience %}{{ years_experience }}+ YRS. OF EXP.{% endif %}</w:t>
       </w:r>
     </w:p>
     <w:p>
